--- a/flow/20230927_hours/drafts/2024-04-u/20.04.docx
+++ b/flow/20230927_hours/drafts/2024-04-u/20.04.docx
@@ -87,18 +87,287 @@
     </w:p>
     <w:p>
       <w:pPr>
-        <w:spacing w:line="240" w:lineRule="auto"/>
-        <w:rPr>
-          <w:rFonts w:ascii="Times New Roman" w:hAnsi="Times New Roman"/>
-          <w:sz w:val="24"/>
-        </w:rPr>
-      </w:pPr>
-      <w:r>
-        <w:rPr>
-          <w:rFonts w:ascii="Times New Roman" w:hAnsi="Times New Roman"/>
-          <w:sz w:val="24"/>
-        </w:rPr>
-        <w:t>Царю небесний, утішителю, Душе істини,* що всюди єси і все наповняєш,* скарбе дібр і життя подателю,* прийди і вселися в нас,* і очисти нас від усякої скверни,* і спаси, Благий, душі наші.</w:t>
+        <w:pStyle w:val="a"/>
+      </w:pPr>
+      <w:r>
+        <w:rPr>
+          <w:rFonts w:ascii="Times New Roman" w:hAnsi="Times New Roman"/>
+          <w:sz w:val="24"/>
+        </w:rPr>
+        <w:t>Ца́рю</w:t>
+      </w:r>
+      <w:r>
+        <w:rPr>
+          <w:rFonts w:ascii="Times New Roman" w:hAnsi="Times New Roman"/>
+          <w:sz w:val="24"/>
+        </w:rPr>
+        <w:t xml:space="preserve"> </w:t>
+      </w:r>
+      <w:r>
+        <w:rPr>
+          <w:rFonts w:ascii="Times New Roman" w:hAnsi="Times New Roman"/>
+          <w:sz w:val="24"/>
+        </w:rPr>
+        <w:t>небе́сний</w:t>
+      </w:r>
+      <w:r>
+        <w:rPr>
+          <w:rFonts w:ascii="Times New Roman" w:hAnsi="Times New Roman"/>
+          <w:sz w:val="24"/>
+        </w:rPr>
+        <w:t xml:space="preserve">, </w:t>
+      </w:r>
+      <w:r>
+        <w:rPr>
+          <w:rFonts w:ascii="Times New Roman" w:hAnsi="Times New Roman"/>
+          <w:sz w:val="24"/>
+        </w:rPr>
+        <w:t>утіши́телю</w:t>
+      </w:r>
+      <w:r>
+        <w:rPr>
+          <w:rFonts w:ascii="Times New Roman" w:hAnsi="Times New Roman"/>
+          <w:sz w:val="24"/>
+        </w:rPr>
+        <w:t xml:space="preserve">, </w:t>
+      </w:r>
+      <w:r>
+        <w:rPr>
+          <w:rFonts w:ascii="Times New Roman" w:hAnsi="Times New Roman"/>
+          <w:sz w:val="24"/>
+        </w:rPr>
+        <w:t>Ду́ше</w:t>
+      </w:r>
+      <w:r>
+        <w:rPr>
+          <w:rFonts w:ascii="Times New Roman" w:hAnsi="Times New Roman"/>
+          <w:sz w:val="24"/>
+        </w:rPr>
+        <w:t xml:space="preserve"> íстини,</w:t>
+      </w:r>
+      <w:r>
+        <w:rPr>
+          <w:rFonts w:ascii="Times New Roman" w:hAnsi="Times New Roman"/>
+          <w:sz w:val="24"/>
+        </w:rPr>
+        <w:t>*</w:t>
+      </w:r>
+      <w:r>
+        <w:rPr>
+          <w:rFonts w:ascii="Times New Roman" w:hAnsi="Times New Roman"/>
+          <w:sz w:val="24"/>
+        </w:rPr>
+        <w:t xml:space="preserve"> що </w:t>
+      </w:r>
+      <w:r>
+        <w:rPr>
+          <w:rFonts w:ascii="Times New Roman" w:hAnsi="Times New Roman"/>
+          <w:sz w:val="24"/>
+        </w:rPr>
+        <w:t>всю́ди</w:t>
+      </w:r>
+      <w:r>
+        <w:rPr>
+          <w:rFonts w:ascii="Times New Roman" w:hAnsi="Times New Roman"/>
+          <w:sz w:val="24"/>
+        </w:rPr>
+        <w:t xml:space="preserve"> єси́ і все </w:t>
+      </w:r>
+      <w:r>
+        <w:rPr>
+          <w:rFonts w:ascii="Times New Roman" w:hAnsi="Times New Roman"/>
+          <w:sz w:val="24"/>
+        </w:rPr>
+        <w:t>наповня́єш</w:t>
+      </w:r>
+      <w:r>
+        <w:rPr>
+          <w:rFonts w:ascii="Times New Roman" w:hAnsi="Times New Roman"/>
+          <w:sz w:val="24"/>
+        </w:rPr>
+        <w:t>,</w:t>
+      </w:r>
+      <w:r>
+        <w:rPr>
+          <w:rFonts w:ascii="Times New Roman" w:hAnsi="Times New Roman"/>
+          <w:sz w:val="24"/>
+        </w:rPr>
+        <w:t>*</w:t>
+      </w:r>
+      <w:r>
+        <w:rPr>
+          <w:rFonts w:ascii="Times New Roman" w:hAnsi="Times New Roman"/>
+          <w:sz w:val="24"/>
+        </w:rPr>
+        <w:t xml:space="preserve"> </w:t>
+      </w:r>
+      <w:r>
+        <w:rPr>
+          <w:rFonts w:ascii="Times New Roman" w:hAnsi="Times New Roman"/>
+          <w:sz w:val="24"/>
+        </w:rPr>
+        <w:t>скарбни́це</w:t>
+      </w:r>
+      <w:r>
+        <w:rPr>
+          <w:rFonts w:ascii="Times New Roman" w:hAnsi="Times New Roman"/>
+          <w:sz w:val="24"/>
+        </w:rPr>
+        <w:t xml:space="preserve"> благ і життя́ </w:t>
+      </w:r>
+      <w:r>
+        <w:rPr>
+          <w:rFonts w:ascii="Times New Roman" w:hAnsi="Times New Roman"/>
+          <w:sz w:val="24"/>
+        </w:rPr>
+        <w:t>пода́телю</w:t>
+      </w:r>
+      <w:r>
+        <w:rPr>
+          <w:rFonts w:ascii="Times New Roman" w:hAnsi="Times New Roman"/>
+          <w:sz w:val="24"/>
+        </w:rPr>
+        <w:t>,</w:t>
+      </w:r>
+      <w:r>
+        <w:rPr>
+          <w:rFonts w:ascii="Times New Roman" w:hAnsi="Times New Roman"/>
+          <w:sz w:val="24"/>
+        </w:rPr>
+        <w:t>*</w:t>
+      </w:r>
+      <w:r>
+        <w:rPr>
+          <w:rFonts w:ascii="Times New Roman" w:hAnsi="Times New Roman"/>
+          <w:sz w:val="24"/>
+        </w:rPr>
+        <w:t xml:space="preserve"> прийди́, і </w:t>
+      </w:r>
+      <w:r>
+        <w:rPr>
+          <w:rFonts w:ascii="Times New Roman" w:hAnsi="Times New Roman"/>
+          <w:sz w:val="24"/>
+        </w:rPr>
+        <w:t>всели́ся</w:t>
+      </w:r>
+      <w:r>
+        <w:rPr>
+          <w:rFonts w:ascii="Times New Roman" w:hAnsi="Times New Roman"/>
+          <w:sz w:val="24"/>
+        </w:rPr>
+        <w:t xml:space="preserve"> в нас,</w:t>
+      </w:r>
+      <w:r>
+        <w:rPr>
+          <w:rFonts w:ascii="Times New Roman" w:hAnsi="Times New Roman"/>
+          <w:sz w:val="24"/>
+        </w:rPr>
+        <w:t>*</w:t>
+      </w:r>
+      <w:r>
+        <w:rPr>
+          <w:rFonts w:ascii="Times New Roman" w:hAnsi="Times New Roman"/>
+          <w:sz w:val="24"/>
+        </w:rPr>
+        <w:t xml:space="preserve"> і </w:t>
+      </w:r>
+      <w:r>
+        <w:rPr>
+          <w:rFonts w:ascii="Times New Roman" w:hAnsi="Times New Roman"/>
+          <w:sz w:val="24"/>
+        </w:rPr>
+        <w:t>очи́сти</w:t>
+      </w:r>
+      <w:r>
+        <w:rPr>
+          <w:rFonts w:ascii="Times New Roman" w:hAnsi="Times New Roman"/>
+          <w:sz w:val="24"/>
+        </w:rPr>
+        <w:t xml:space="preserve"> нас від </w:t>
+      </w:r>
+      <w:r>
+        <w:rPr>
+          <w:rFonts w:ascii="Times New Roman" w:hAnsi="Times New Roman"/>
+          <w:sz w:val="24"/>
+        </w:rPr>
+        <w:t>уся́кої</w:t>
+      </w:r>
+      <w:r>
+        <w:rPr>
+          <w:rFonts w:ascii="Times New Roman" w:hAnsi="Times New Roman"/>
+          <w:sz w:val="24"/>
+        </w:rPr>
+        <w:t xml:space="preserve"> </w:t>
+      </w:r>
+      <w:r>
+        <w:rPr>
+          <w:rFonts w:ascii="Times New Roman" w:hAnsi="Times New Roman"/>
+          <w:sz w:val="24"/>
+        </w:rPr>
+        <w:t>скве́рни</w:t>
+      </w:r>
+      <w:r>
+        <w:rPr>
+          <w:rFonts w:ascii="Times New Roman" w:hAnsi="Times New Roman"/>
+          <w:sz w:val="24"/>
+        </w:rPr>
+        <w:t>,</w:t>
+      </w:r>
+      <w:r>
+        <w:rPr>
+          <w:rFonts w:ascii="Times New Roman" w:hAnsi="Times New Roman"/>
+          <w:sz w:val="24"/>
+        </w:rPr>
+        <w:t>*</w:t>
+      </w:r>
+      <w:r>
+        <w:rPr>
+          <w:rFonts w:ascii="Times New Roman" w:hAnsi="Times New Roman"/>
+          <w:sz w:val="24"/>
+        </w:rPr>
+        <w:t xml:space="preserve"> і спаси́, </w:t>
+      </w:r>
+      <w:r>
+        <w:rPr>
+          <w:rFonts w:ascii="Times New Roman" w:hAnsi="Times New Roman"/>
+          <w:sz w:val="24"/>
+        </w:rPr>
+        <w:t>благи́й</w:t>
+      </w:r>
+      <w:r>
+        <w:rPr>
+          <w:rFonts w:ascii="Times New Roman" w:hAnsi="Times New Roman"/>
+          <w:sz w:val="24"/>
+        </w:rPr>
+        <w:t xml:space="preserve">, </w:t>
+      </w:r>
+      <w:r>
+        <w:rPr>
+          <w:rFonts w:ascii="Times New Roman" w:hAnsi="Times New Roman"/>
+          <w:sz w:val="24"/>
+        </w:rPr>
+        <w:t>ду́ші</w:t>
+      </w:r>
+      <w:r>
+        <w:rPr>
+          <w:rFonts w:ascii="Times New Roman" w:hAnsi="Times New Roman"/>
+          <w:sz w:val="24"/>
+        </w:rPr>
+        <w:t xml:space="preserve"> </w:t>
+      </w:r>
+      <w:r>
+        <w:rPr>
+          <w:rFonts w:ascii="Times New Roman" w:hAnsi="Times New Roman"/>
+          <w:sz w:val="24"/>
+        </w:rPr>
+        <w:t>на́ші</w:t>
+      </w:r>
+      <w:r>
+        <w:rPr>
+          <w:rFonts w:ascii="Times New Roman" w:hAnsi="Times New Roman"/>
+          <w:sz w:val="24"/>
+        </w:rPr>
+        <w:t>.</w:t>
       </w:r>
     </w:p>
     <w:p>
@@ -2080,18 +2349,287 @@
     </w:p>
     <w:p>
       <w:pPr>
-        <w:spacing w:line="240" w:lineRule="auto"/>
-        <w:rPr>
-          <w:rFonts w:ascii="Times New Roman" w:hAnsi="Times New Roman"/>
-          <w:sz w:val="24"/>
-        </w:rPr>
-      </w:pPr>
-      <w:r>
-        <w:rPr>
-          <w:rFonts w:ascii="Times New Roman" w:hAnsi="Times New Roman"/>
-          <w:sz w:val="24"/>
-        </w:rPr>
-        <w:t>Царю небесний, утішителю, Душе істини,* що всюди єси і все наповняєш,* скарбе дібр і життя подателю,* прийди і вселися в нас,* і очисти нас від усякої скверни,* і спаси, Благий, душі наші.</w:t>
+        <w:pStyle w:val="a"/>
+      </w:pPr>
+      <w:r>
+        <w:rPr>
+          <w:rFonts w:ascii="Times New Roman" w:hAnsi="Times New Roman"/>
+          <w:sz w:val="24"/>
+        </w:rPr>
+        <w:t>Ца́рю</w:t>
+      </w:r>
+      <w:r>
+        <w:rPr>
+          <w:rFonts w:ascii="Times New Roman" w:hAnsi="Times New Roman"/>
+          <w:sz w:val="24"/>
+        </w:rPr>
+        <w:t xml:space="preserve"> </w:t>
+      </w:r>
+      <w:r>
+        <w:rPr>
+          <w:rFonts w:ascii="Times New Roman" w:hAnsi="Times New Roman"/>
+          <w:sz w:val="24"/>
+        </w:rPr>
+        <w:t>небе́сний</w:t>
+      </w:r>
+      <w:r>
+        <w:rPr>
+          <w:rFonts w:ascii="Times New Roman" w:hAnsi="Times New Roman"/>
+          <w:sz w:val="24"/>
+        </w:rPr>
+        <w:t xml:space="preserve">, </w:t>
+      </w:r>
+      <w:r>
+        <w:rPr>
+          <w:rFonts w:ascii="Times New Roman" w:hAnsi="Times New Roman"/>
+          <w:sz w:val="24"/>
+        </w:rPr>
+        <w:t>утіши́телю</w:t>
+      </w:r>
+      <w:r>
+        <w:rPr>
+          <w:rFonts w:ascii="Times New Roman" w:hAnsi="Times New Roman"/>
+          <w:sz w:val="24"/>
+        </w:rPr>
+        <w:t xml:space="preserve">, </w:t>
+      </w:r>
+      <w:r>
+        <w:rPr>
+          <w:rFonts w:ascii="Times New Roman" w:hAnsi="Times New Roman"/>
+          <w:sz w:val="24"/>
+        </w:rPr>
+        <w:t>Ду́ше</w:t>
+      </w:r>
+      <w:r>
+        <w:rPr>
+          <w:rFonts w:ascii="Times New Roman" w:hAnsi="Times New Roman"/>
+          <w:sz w:val="24"/>
+        </w:rPr>
+        <w:t xml:space="preserve"> íстини,</w:t>
+      </w:r>
+      <w:r>
+        <w:rPr>
+          <w:rFonts w:ascii="Times New Roman" w:hAnsi="Times New Roman"/>
+          <w:sz w:val="24"/>
+        </w:rPr>
+        <w:t>*</w:t>
+      </w:r>
+      <w:r>
+        <w:rPr>
+          <w:rFonts w:ascii="Times New Roman" w:hAnsi="Times New Roman"/>
+          <w:sz w:val="24"/>
+        </w:rPr>
+        <w:t xml:space="preserve"> що </w:t>
+      </w:r>
+      <w:r>
+        <w:rPr>
+          <w:rFonts w:ascii="Times New Roman" w:hAnsi="Times New Roman"/>
+          <w:sz w:val="24"/>
+        </w:rPr>
+        <w:t>всю́ди</w:t>
+      </w:r>
+      <w:r>
+        <w:rPr>
+          <w:rFonts w:ascii="Times New Roman" w:hAnsi="Times New Roman"/>
+          <w:sz w:val="24"/>
+        </w:rPr>
+        <w:t xml:space="preserve"> єси́ і все </w:t>
+      </w:r>
+      <w:r>
+        <w:rPr>
+          <w:rFonts w:ascii="Times New Roman" w:hAnsi="Times New Roman"/>
+          <w:sz w:val="24"/>
+        </w:rPr>
+        <w:t>наповня́єш</w:t>
+      </w:r>
+      <w:r>
+        <w:rPr>
+          <w:rFonts w:ascii="Times New Roman" w:hAnsi="Times New Roman"/>
+          <w:sz w:val="24"/>
+        </w:rPr>
+        <w:t>,</w:t>
+      </w:r>
+      <w:r>
+        <w:rPr>
+          <w:rFonts w:ascii="Times New Roman" w:hAnsi="Times New Roman"/>
+          <w:sz w:val="24"/>
+        </w:rPr>
+        <w:t>*</w:t>
+      </w:r>
+      <w:r>
+        <w:rPr>
+          <w:rFonts w:ascii="Times New Roman" w:hAnsi="Times New Roman"/>
+          <w:sz w:val="24"/>
+        </w:rPr>
+        <w:t xml:space="preserve"> </w:t>
+      </w:r>
+      <w:r>
+        <w:rPr>
+          <w:rFonts w:ascii="Times New Roman" w:hAnsi="Times New Roman"/>
+          <w:sz w:val="24"/>
+        </w:rPr>
+        <w:t>скарбни́це</w:t>
+      </w:r>
+      <w:r>
+        <w:rPr>
+          <w:rFonts w:ascii="Times New Roman" w:hAnsi="Times New Roman"/>
+          <w:sz w:val="24"/>
+        </w:rPr>
+        <w:t xml:space="preserve"> благ і життя́ </w:t>
+      </w:r>
+      <w:r>
+        <w:rPr>
+          <w:rFonts w:ascii="Times New Roman" w:hAnsi="Times New Roman"/>
+          <w:sz w:val="24"/>
+        </w:rPr>
+        <w:t>пода́телю</w:t>
+      </w:r>
+      <w:r>
+        <w:rPr>
+          <w:rFonts w:ascii="Times New Roman" w:hAnsi="Times New Roman"/>
+          <w:sz w:val="24"/>
+        </w:rPr>
+        <w:t>,</w:t>
+      </w:r>
+      <w:r>
+        <w:rPr>
+          <w:rFonts w:ascii="Times New Roman" w:hAnsi="Times New Roman"/>
+          <w:sz w:val="24"/>
+        </w:rPr>
+        <w:t>*</w:t>
+      </w:r>
+      <w:r>
+        <w:rPr>
+          <w:rFonts w:ascii="Times New Roman" w:hAnsi="Times New Roman"/>
+          <w:sz w:val="24"/>
+        </w:rPr>
+        <w:t xml:space="preserve"> прийди́, і </w:t>
+      </w:r>
+      <w:r>
+        <w:rPr>
+          <w:rFonts w:ascii="Times New Roman" w:hAnsi="Times New Roman"/>
+          <w:sz w:val="24"/>
+        </w:rPr>
+        <w:t>всели́ся</w:t>
+      </w:r>
+      <w:r>
+        <w:rPr>
+          <w:rFonts w:ascii="Times New Roman" w:hAnsi="Times New Roman"/>
+          <w:sz w:val="24"/>
+        </w:rPr>
+        <w:t xml:space="preserve"> в нас,</w:t>
+      </w:r>
+      <w:r>
+        <w:rPr>
+          <w:rFonts w:ascii="Times New Roman" w:hAnsi="Times New Roman"/>
+          <w:sz w:val="24"/>
+        </w:rPr>
+        <w:t>*</w:t>
+      </w:r>
+      <w:r>
+        <w:rPr>
+          <w:rFonts w:ascii="Times New Roman" w:hAnsi="Times New Roman"/>
+          <w:sz w:val="24"/>
+        </w:rPr>
+        <w:t xml:space="preserve"> і </w:t>
+      </w:r>
+      <w:r>
+        <w:rPr>
+          <w:rFonts w:ascii="Times New Roman" w:hAnsi="Times New Roman"/>
+          <w:sz w:val="24"/>
+        </w:rPr>
+        <w:t>очи́сти</w:t>
+      </w:r>
+      <w:r>
+        <w:rPr>
+          <w:rFonts w:ascii="Times New Roman" w:hAnsi="Times New Roman"/>
+          <w:sz w:val="24"/>
+        </w:rPr>
+        <w:t xml:space="preserve"> нас від </w:t>
+      </w:r>
+      <w:r>
+        <w:rPr>
+          <w:rFonts w:ascii="Times New Roman" w:hAnsi="Times New Roman"/>
+          <w:sz w:val="24"/>
+        </w:rPr>
+        <w:t>уся́кої</w:t>
+      </w:r>
+      <w:r>
+        <w:rPr>
+          <w:rFonts w:ascii="Times New Roman" w:hAnsi="Times New Roman"/>
+          <w:sz w:val="24"/>
+        </w:rPr>
+        <w:t xml:space="preserve"> </w:t>
+      </w:r>
+      <w:r>
+        <w:rPr>
+          <w:rFonts w:ascii="Times New Roman" w:hAnsi="Times New Roman"/>
+          <w:sz w:val="24"/>
+        </w:rPr>
+        <w:t>скве́рни</w:t>
+      </w:r>
+      <w:r>
+        <w:rPr>
+          <w:rFonts w:ascii="Times New Roman" w:hAnsi="Times New Roman"/>
+          <w:sz w:val="24"/>
+        </w:rPr>
+        <w:t>,</w:t>
+      </w:r>
+      <w:r>
+        <w:rPr>
+          <w:rFonts w:ascii="Times New Roman" w:hAnsi="Times New Roman"/>
+          <w:sz w:val="24"/>
+        </w:rPr>
+        <w:t>*</w:t>
+      </w:r>
+      <w:r>
+        <w:rPr>
+          <w:rFonts w:ascii="Times New Roman" w:hAnsi="Times New Roman"/>
+          <w:sz w:val="24"/>
+        </w:rPr>
+        <w:t xml:space="preserve"> і спаси́, </w:t>
+      </w:r>
+      <w:r>
+        <w:rPr>
+          <w:rFonts w:ascii="Times New Roman" w:hAnsi="Times New Roman"/>
+          <w:sz w:val="24"/>
+        </w:rPr>
+        <w:t>благи́й</w:t>
+      </w:r>
+      <w:r>
+        <w:rPr>
+          <w:rFonts w:ascii="Times New Roman" w:hAnsi="Times New Roman"/>
+          <w:sz w:val="24"/>
+        </w:rPr>
+        <w:t xml:space="preserve">, </w:t>
+      </w:r>
+      <w:r>
+        <w:rPr>
+          <w:rFonts w:ascii="Times New Roman" w:hAnsi="Times New Roman"/>
+          <w:sz w:val="24"/>
+        </w:rPr>
+        <w:t>ду́ші</w:t>
+      </w:r>
+      <w:r>
+        <w:rPr>
+          <w:rFonts w:ascii="Times New Roman" w:hAnsi="Times New Roman"/>
+          <w:sz w:val="24"/>
+        </w:rPr>
+        <w:t xml:space="preserve"> </w:t>
+      </w:r>
+      <w:r>
+        <w:rPr>
+          <w:rFonts w:ascii="Times New Roman" w:hAnsi="Times New Roman"/>
+          <w:sz w:val="24"/>
+        </w:rPr>
+        <w:t>на́ші</w:t>
+      </w:r>
+      <w:r>
+        <w:rPr>
+          <w:rFonts w:ascii="Times New Roman" w:hAnsi="Times New Roman"/>
+          <w:sz w:val="24"/>
+        </w:rPr>
+        <w:t>.</w:t>
       </w:r>
     </w:p>
     <w:p>
@@ -4431,18 +4969,287 @@
     </w:p>
     <w:p>
       <w:pPr>
-        <w:spacing w:line="240" w:lineRule="auto"/>
-        <w:rPr>
-          <w:rFonts w:ascii="Times New Roman" w:hAnsi="Times New Roman"/>
-          <w:sz w:val="24"/>
-        </w:rPr>
-      </w:pPr>
-      <w:r>
-        <w:rPr>
-          <w:rFonts w:ascii="Times New Roman" w:hAnsi="Times New Roman"/>
-          <w:sz w:val="24"/>
-        </w:rPr>
-        <w:t>Царю небесний, утішителю, Душе істини,* що всюди єси і все наповняєш,* скарбе дібр і життя подателю,* прийди і вселися в нас,* і очисти нас від усякої скверни,* і спаси, Благий, душі наші.</w:t>
+        <w:pStyle w:val="a"/>
+      </w:pPr>
+      <w:r>
+        <w:rPr>
+          <w:rFonts w:ascii="Times New Roman" w:hAnsi="Times New Roman"/>
+          <w:sz w:val="24"/>
+        </w:rPr>
+        <w:t>Ца́рю</w:t>
+      </w:r>
+      <w:r>
+        <w:rPr>
+          <w:rFonts w:ascii="Times New Roman" w:hAnsi="Times New Roman"/>
+          <w:sz w:val="24"/>
+        </w:rPr>
+        <w:t xml:space="preserve"> </w:t>
+      </w:r>
+      <w:r>
+        <w:rPr>
+          <w:rFonts w:ascii="Times New Roman" w:hAnsi="Times New Roman"/>
+          <w:sz w:val="24"/>
+        </w:rPr>
+        <w:t>небе́сний</w:t>
+      </w:r>
+      <w:r>
+        <w:rPr>
+          <w:rFonts w:ascii="Times New Roman" w:hAnsi="Times New Roman"/>
+          <w:sz w:val="24"/>
+        </w:rPr>
+        <w:t xml:space="preserve">, </w:t>
+      </w:r>
+      <w:r>
+        <w:rPr>
+          <w:rFonts w:ascii="Times New Roman" w:hAnsi="Times New Roman"/>
+          <w:sz w:val="24"/>
+        </w:rPr>
+        <w:t>утіши́телю</w:t>
+      </w:r>
+      <w:r>
+        <w:rPr>
+          <w:rFonts w:ascii="Times New Roman" w:hAnsi="Times New Roman"/>
+          <w:sz w:val="24"/>
+        </w:rPr>
+        <w:t xml:space="preserve">, </w:t>
+      </w:r>
+      <w:r>
+        <w:rPr>
+          <w:rFonts w:ascii="Times New Roman" w:hAnsi="Times New Roman"/>
+          <w:sz w:val="24"/>
+        </w:rPr>
+        <w:t>Ду́ше</w:t>
+      </w:r>
+      <w:r>
+        <w:rPr>
+          <w:rFonts w:ascii="Times New Roman" w:hAnsi="Times New Roman"/>
+          <w:sz w:val="24"/>
+        </w:rPr>
+        <w:t xml:space="preserve"> íстини,</w:t>
+      </w:r>
+      <w:r>
+        <w:rPr>
+          <w:rFonts w:ascii="Times New Roman" w:hAnsi="Times New Roman"/>
+          <w:sz w:val="24"/>
+        </w:rPr>
+        <w:t>*</w:t>
+      </w:r>
+      <w:r>
+        <w:rPr>
+          <w:rFonts w:ascii="Times New Roman" w:hAnsi="Times New Roman"/>
+          <w:sz w:val="24"/>
+        </w:rPr>
+        <w:t xml:space="preserve"> що </w:t>
+      </w:r>
+      <w:r>
+        <w:rPr>
+          <w:rFonts w:ascii="Times New Roman" w:hAnsi="Times New Roman"/>
+          <w:sz w:val="24"/>
+        </w:rPr>
+        <w:t>всю́ди</w:t>
+      </w:r>
+      <w:r>
+        <w:rPr>
+          <w:rFonts w:ascii="Times New Roman" w:hAnsi="Times New Roman"/>
+          <w:sz w:val="24"/>
+        </w:rPr>
+        <w:t xml:space="preserve"> єси́ і все </w:t>
+      </w:r>
+      <w:r>
+        <w:rPr>
+          <w:rFonts w:ascii="Times New Roman" w:hAnsi="Times New Roman"/>
+          <w:sz w:val="24"/>
+        </w:rPr>
+        <w:t>наповня́єш</w:t>
+      </w:r>
+      <w:r>
+        <w:rPr>
+          <w:rFonts w:ascii="Times New Roman" w:hAnsi="Times New Roman"/>
+          <w:sz w:val="24"/>
+        </w:rPr>
+        <w:t>,</w:t>
+      </w:r>
+      <w:r>
+        <w:rPr>
+          <w:rFonts w:ascii="Times New Roman" w:hAnsi="Times New Roman"/>
+          <w:sz w:val="24"/>
+        </w:rPr>
+        <w:t>*</w:t>
+      </w:r>
+      <w:r>
+        <w:rPr>
+          <w:rFonts w:ascii="Times New Roman" w:hAnsi="Times New Roman"/>
+          <w:sz w:val="24"/>
+        </w:rPr>
+        <w:t xml:space="preserve"> </w:t>
+      </w:r>
+      <w:r>
+        <w:rPr>
+          <w:rFonts w:ascii="Times New Roman" w:hAnsi="Times New Roman"/>
+          <w:sz w:val="24"/>
+        </w:rPr>
+        <w:t>скарбни́це</w:t>
+      </w:r>
+      <w:r>
+        <w:rPr>
+          <w:rFonts w:ascii="Times New Roman" w:hAnsi="Times New Roman"/>
+          <w:sz w:val="24"/>
+        </w:rPr>
+        <w:t xml:space="preserve"> благ і життя́ </w:t>
+      </w:r>
+      <w:r>
+        <w:rPr>
+          <w:rFonts w:ascii="Times New Roman" w:hAnsi="Times New Roman"/>
+          <w:sz w:val="24"/>
+        </w:rPr>
+        <w:t>пода́телю</w:t>
+      </w:r>
+      <w:r>
+        <w:rPr>
+          <w:rFonts w:ascii="Times New Roman" w:hAnsi="Times New Roman"/>
+          <w:sz w:val="24"/>
+        </w:rPr>
+        <w:t>,</w:t>
+      </w:r>
+      <w:r>
+        <w:rPr>
+          <w:rFonts w:ascii="Times New Roman" w:hAnsi="Times New Roman"/>
+          <w:sz w:val="24"/>
+        </w:rPr>
+        <w:t>*</w:t>
+      </w:r>
+      <w:r>
+        <w:rPr>
+          <w:rFonts w:ascii="Times New Roman" w:hAnsi="Times New Roman"/>
+          <w:sz w:val="24"/>
+        </w:rPr>
+        <w:t xml:space="preserve"> прийди́, і </w:t>
+      </w:r>
+      <w:r>
+        <w:rPr>
+          <w:rFonts w:ascii="Times New Roman" w:hAnsi="Times New Roman"/>
+          <w:sz w:val="24"/>
+        </w:rPr>
+        <w:t>всели́ся</w:t>
+      </w:r>
+      <w:r>
+        <w:rPr>
+          <w:rFonts w:ascii="Times New Roman" w:hAnsi="Times New Roman"/>
+          <w:sz w:val="24"/>
+        </w:rPr>
+        <w:t xml:space="preserve"> в нас,</w:t>
+      </w:r>
+      <w:r>
+        <w:rPr>
+          <w:rFonts w:ascii="Times New Roman" w:hAnsi="Times New Roman"/>
+          <w:sz w:val="24"/>
+        </w:rPr>
+        <w:t>*</w:t>
+      </w:r>
+      <w:r>
+        <w:rPr>
+          <w:rFonts w:ascii="Times New Roman" w:hAnsi="Times New Roman"/>
+          <w:sz w:val="24"/>
+        </w:rPr>
+        <w:t xml:space="preserve"> і </w:t>
+      </w:r>
+      <w:r>
+        <w:rPr>
+          <w:rFonts w:ascii="Times New Roman" w:hAnsi="Times New Roman"/>
+          <w:sz w:val="24"/>
+        </w:rPr>
+        <w:t>очи́сти</w:t>
+      </w:r>
+      <w:r>
+        <w:rPr>
+          <w:rFonts w:ascii="Times New Roman" w:hAnsi="Times New Roman"/>
+          <w:sz w:val="24"/>
+        </w:rPr>
+        <w:t xml:space="preserve"> нас від </w:t>
+      </w:r>
+      <w:r>
+        <w:rPr>
+          <w:rFonts w:ascii="Times New Roman" w:hAnsi="Times New Roman"/>
+          <w:sz w:val="24"/>
+        </w:rPr>
+        <w:t>уся́кої</w:t>
+      </w:r>
+      <w:r>
+        <w:rPr>
+          <w:rFonts w:ascii="Times New Roman" w:hAnsi="Times New Roman"/>
+          <w:sz w:val="24"/>
+        </w:rPr>
+        <w:t xml:space="preserve"> </w:t>
+      </w:r>
+      <w:r>
+        <w:rPr>
+          <w:rFonts w:ascii="Times New Roman" w:hAnsi="Times New Roman"/>
+          <w:sz w:val="24"/>
+        </w:rPr>
+        <w:t>скве́рни</w:t>
+      </w:r>
+      <w:r>
+        <w:rPr>
+          <w:rFonts w:ascii="Times New Roman" w:hAnsi="Times New Roman"/>
+          <w:sz w:val="24"/>
+        </w:rPr>
+        <w:t>,</w:t>
+      </w:r>
+      <w:r>
+        <w:rPr>
+          <w:rFonts w:ascii="Times New Roman" w:hAnsi="Times New Roman"/>
+          <w:sz w:val="24"/>
+        </w:rPr>
+        <w:t>*</w:t>
+      </w:r>
+      <w:r>
+        <w:rPr>
+          <w:rFonts w:ascii="Times New Roman" w:hAnsi="Times New Roman"/>
+          <w:sz w:val="24"/>
+        </w:rPr>
+        <w:t xml:space="preserve"> і спаси́, </w:t>
+      </w:r>
+      <w:r>
+        <w:rPr>
+          <w:rFonts w:ascii="Times New Roman" w:hAnsi="Times New Roman"/>
+          <w:sz w:val="24"/>
+        </w:rPr>
+        <w:t>благи́й</w:t>
+      </w:r>
+      <w:r>
+        <w:rPr>
+          <w:rFonts w:ascii="Times New Roman" w:hAnsi="Times New Roman"/>
+          <w:sz w:val="24"/>
+        </w:rPr>
+        <w:t xml:space="preserve">, </w:t>
+      </w:r>
+      <w:r>
+        <w:rPr>
+          <w:rFonts w:ascii="Times New Roman" w:hAnsi="Times New Roman"/>
+          <w:sz w:val="24"/>
+        </w:rPr>
+        <w:t>ду́ші</w:t>
+      </w:r>
+      <w:r>
+        <w:rPr>
+          <w:rFonts w:ascii="Times New Roman" w:hAnsi="Times New Roman"/>
+          <w:sz w:val="24"/>
+        </w:rPr>
+        <w:t xml:space="preserve"> </w:t>
+      </w:r>
+      <w:r>
+        <w:rPr>
+          <w:rFonts w:ascii="Times New Roman" w:hAnsi="Times New Roman"/>
+          <w:sz w:val="24"/>
+        </w:rPr>
+        <w:t>на́ші</w:t>
+      </w:r>
+      <w:r>
+        <w:rPr>
+          <w:rFonts w:ascii="Times New Roman" w:hAnsi="Times New Roman"/>
+          <w:sz w:val="24"/>
+        </w:rPr>
+        <w:t>.</w:t>
       </w:r>
     </w:p>
     <w:p>
@@ -6501,18 +7308,287 @@
     </w:p>
     <w:p>
       <w:pPr>
-        <w:spacing w:line="240" w:lineRule="auto"/>
-        <w:rPr>
-          <w:rFonts w:ascii="Times New Roman" w:hAnsi="Times New Roman"/>
-          <w:sz w:val="24"/>
-        </w:rPr>
-      </w:pPr>
-      <w:r>
-        <w:rPr>
-          <w:rFonts w:ascii="Times New Roman" w:hAnsi="Times New Roman"/>
-          <w:sz w:val="24"/>
-        </w:rPr>
-        <w:t>Царю небесний, утішителю, Душе істини,* що всюди єси і все наповняєш,* скарбе дібр і життя подателю,* прийди і вселися в нас,* і очисти нас від усякої скверни,* і спаси, Благий, душі наші.</w:t>
+        <w:pStyle w:val="a"/>
+      </w:pPr>
+      <w:r>
+        <w:rPr>
+          <w:rFonts w:ascii="Times New Roman" w:hAnsi="Times New Roman"/>
+          <w:sz w:val="24"/>
+        </w:rPr>
+        <w:t>Ца́рю</w:t>
+      </w:r>
+      <w:r>
+        <w:rPr>
+          <w:rFonts w:ascii="Times New Roman" w:hAnsi="Times New Roman"/>
+          <w:sz w:val="24"/>
+        </w:rPr>
+        <w:t xml:space="preserve"> </w:t>
+      </w:r>
+      <w:r>
+        <w:rPr>
+          <w:rFonts w:ascii="Times New Roman" w:hAnsi="Times New Roman"/>
+          <w:sz w:val="24"/>
+        </w:rPr>
+        <w:t>небе́сний</w:t>
+      </w:r>
+      <w:r>
+        <w:rPr>
+          <w:rFonts w:ascii="Times New Roman" w:hAnsi="Times New Roman"/>
+          <w:sz w:val="24"/>
+        </w:rPr>
+        <w:t xml:space="preserve">, </w:t>
+      </w:r>
+      <w:r>
+        <w:rPr>
+          <w:rFonts w:ascii="Times New Roman" w:hAnsi="Times New Roman"/>
+          <w:sz w:val="24"/>
+        </w:rPr>
+        <w:t>утіши́телю</w:t>
+      </w:r>
+      <w:r>
+        <w:rPr>
+          <w:rFonts w:ascii="Times New Roman" w:hAnsi="Times New Roman"/>
+          <w:sz w:val="24"/>
+        </w:rPr>
+        <w:t xml:space="preserve">, </w:t>
+      </w:r>
+      <w:r>
+        <w:rPr>
+          <w:rFonts w:ascii="Times New Roman" w:hAnsi="Times New Roman"/>
+          <w:sz w:val="24"/>
+        </w:rPr>
+        <w:t>Ду́ше</w:t>
+      </w:r>
+      <w:r>
+        <w:rPr>
+          <w:rFonts w:ascii="Times New Roman" w:hAnsi="Times New Roman"/>
+          <w:sz w:val="24"/>
+        </w:rPr>
+        <w:t xml:space="preserve"> íстини,</w:t>
+      </w:r>
+      <w:r>
+        <w:rPr>
+          <w:rFonts w:ascii="Times New Roman" w:hAnsi="Times New Roman"/>
+          <w:sz w:val="24"/>
+        </w:rPr>
+        <w:t>*</w:t>
+      </w:r>
+      <w:r>
+        <w:rPr>
+          <w:rFonts w:ascii="Times New Roman" w:hAnsi="Times New Roman"/>
+          <w:sz w:val="24"/>
+        </w:rPr>
+        <w:t xml:space="preserve"> що </w:t>
+      </w:r>
+      <w:r>
+        <w:rPr>
+          <w:rFonts w:ascii="Times New Roman" w:hAnsi="Times New Roman"/>
+          <w:sz w:val="24"/>
+        </w:rPr>
+        <w:t>всю́ди</w:t>
+      </w:r>
+      <w:r>
+        <w:rPr>
+          <w:rFonts w:ascii="Times New Roman" w:hAnsi="Times New Roman"/>
+          <w:sz w:val="24"/>
+        </w:rPr>
+        <w:t xml:space="preserve"> єси́ і все </w:t>
+      </w:r>
+      <w:r>
+        <w:rPr>
+          <w:rFonts w:ascii="Times New Roman" w:hAnsi="Times New Roman"/>
+          <w:sz w:val="24"/>
+        </w:rPr>
+        <w:t>наповня́єш</w:t>
+      </w:r>
+      <w:r>
+        <w:rPr>
+          <w:rFonts w:ascii="Times New Roman" w:hAnsi="Times New Roman"/>
+          <w:sz w:val="24"/>
+        </w:rPr>
+        <w:t>,</w:t>
+      </w:r>
+      <w:r>
+        <w:rPr>
+          <w:rFonts w:ascii="Times New Roman" w:hAnsi="Times New Roman"/>
+          <w:sz w:val="24"/>
+        </w:rPr>
+        <w:t>*</w:t>
+      </w:r>
+      <w:r>
+        <w:rPr>
+          <w:rFonts w:ascii="Times New Roman" w:hAnsi="Times New Roman"/>
+          <w:sz w:val="24"/>
+        </w:rPr>
+        <w:t xml:space="preserve"> </w:t>
+      </w:r>
+      <w:r>
+        <w:rPr>
+          <w:rFonts w:ascii="Times New Roman" w:hAnsi="Times New Roman"/>
+          <w:sz w:val="24"/>
+        </w:rPr>
+        <w:t>скарбни́це</w:t>
+      </w:r>
+      <w:r>
+        <w:rPr>
+          <w:rFonts w:ascii="Times New Roman" w:hAnsi="Times New Roman"/>
+          <w:sz w:val="24"/>
+        </w:rPr>
+        <w:t xml:space="preserve"> благ і життя́ </w:t>
+      </w:r>
+      <w:r>
+        <w:rPr>
+          <w:rFonts w:ascii="Times New Roman" w:hAnsi="Times New Roman"/>
+          <w:sz w:val="24"/>
+        </w:rPr>
+        <w:t>пода́телю</w:t>
+      </w:r>
+      <w:r>
+        <w:rPr>
+          <w:rFonts w:ascii="Times New Roman" w:hAnsi="Times New Roman"/>
+          <w:sz w:val="24"/>
+        </w:rPr>
+        <w:t>,</w:t>
+      </w:r>
+      <w:r>
+        <w:rPr>
+          <w:rFonts w:ascii="Times New Roman" w:hAnsi="Times New Roman"/>
+          <w:sz w:val="24"/>
+        </w:rPr>
+        <w:t>*</w:t>
+      </w:r>
+      <w:r>
+        <w:rPr>
+          <w:rFonts w:ascii="Times New Roman" w:hAnsi="Times New Roman"/>
+          <w:sz w:val="24"/>
+        </w:rPr>
+        <w:t xml:space="preserve"> прийди́, і </w:t>
+      </w:r>
+      <w:r>
+        <w:rPr>
+          <w:rFonts w:ascii="Times New Roman" w:hAnsi="Times New Roman"/>
+          <w:sz w:val="24"/>
+        </w:rPr>
+        <w:t>всели́ся</w:t>
+      </w:r>
+      <w:r>
+        <w:rPr>
+          <w:rFonts w:ascii="Times New Roman" w:hAnsi="Times New Roman"/>
+          <w:sz w:val="24"/>
+        </w:rPr>
+        <w:t xml:space="preserve"> в нас,</w:t>
+      </w:r>
+      <w:r>
+        <w:rPr>
+          <w:rFonts w:ascii="Times New Roman" w:hAnsi="Times New Roman"/>
+          <w:sz w:val="24"/>
+        </w:rPr>
+        <w:t>*</w:t>
+      </w:r>
+      <w:r>
+        <w:rPr>
+          <w:rFonts w:ascii="Times New Roman" w:hAnsi="Times New Roman"/>
+          <w:sz w:val="24"/>
+        </w:rPr>
+        <w:t xml:space="preserve"> і </w:t>
+      </w:r>
+      <w:r>
+        <w:rPr>
+          <w:rFonts w:ascii="Times New Roman" w:hAnsi="Times New Roman"/>
+          <w:sz w:val="24"/>
+        </w:rPr>
+        <w:t>очи́сти</w:t>
+      </w:r>
+      <w:r>
+        <w:rPr>
+          <w:rFonts w:ascii="Times New Roman" w:hAnsi="Times New Roman"/>
+          <w:sz w:val="24"/>
+        </w:rPr>
+        <w:t xml:space="preserve"> нас від </w:t>
+      </w:r>
+      <w:r>
+        <w:rPr>
+          <w:rFonts w:ascii="Times New Roman" w:hAnsi="Times New Roman"/>
+          <w:sz w:val="24"/>
+        </w:rPr>
+        <w:t>уся́кої</w:t>
+      </w:r>
+      <w:r>
+        <w:rPr>
+          <w:rFonts w:ascii="Times New Roman" w:hAnsi="Times New Roman"/>
+          <w:sz w:val="24"/>
+        </w:rPr>
+        <w:t xml:space="preserve"> </w:t>
+      </w:r>
+      <w:r>
+        <w:rPr>
+          <w:rFonts w:ascii="Times New Roman" w:hAnsi="Times New Roman"/>
+          <w:sz w:val="24"/>
+        </w:rPr>
+        <w:t>скве́рни</w:t>
+      </w:r>
+      <w:r>
+        <w:rPr>
+          <w:rFonts w:ascii="Times New Roman" w:hAnsi="Times New Roman"/>
+          <w:sz w:val="24"/>
+        </w:rPr>
+        <w:t>,</w:t>
+      </w:r>
+      <w:r>
+        <w:rPr>
+          <w:rFonts w:ascii="Times New Roman" w:hAnsi="Times New Roman"/>
+          <w:sz w:val="24"/>
+        </w:rPr>
+        <w:t>*</w:t>
+      </w:r>
+      <w:r>
+        <w:rPr>
+          <w:rFonts w:ascii="Times New Roman" w:hAnsi="Times New Roman"/>
+          <w:sz w:val="24"/>
+        </w:rPr>
+        <w:t xml:space="preserve"> і спаси́, </w:t>
+      </w:r>
+      <w:r>
+        <w:rPr>
+          <w:rFonts w:ascii="Times New Roman" w:hAnsi="Times New Roman"/>
+          <w:sz w:val="24"/>
+        </w:rPr>
+        <w:t>благи́й</w:t>
+      </w:r>
+      <w:r>
+        <w:rPr>
+          <w:rFonts w:ascii="Times New Roman" w:hAnsi="Times New Roman"/>
+          <w:sz w:val="24"/>
+        </w:rPr>
+        <w:t xml:space="preserve">, </w:t>
+      </w:r>
+      <w:r>
+        <w:rPr>
+          <w:rFonts w:ascii="Times New Roman" w:hAnsi="Times New Roman"/>
+          <w:sz w:val="24"/>
+        </w:rPr>
+        <w:t>ду́ші</w:t>
+      </w:r>
+      <w:r>
+        <w:rPr>
+          <w:rFonts w:ascii="Times New Roman" w:hAnsi="Times New Roman"/>
+          <w:sz w:val="24"/>
+        </w:rPr>
+        <w:t xml:space="preserve"> </w:t>
+      </w:r>
+      <w:r>
+        <w:rPr>
+          <w:rFonts w:ascii="Times New Roman" w:hAnsi="Times New Roman"/>
+          <w:sz w:val="24"/>
+        </w:rPr>
+        <w:t>на́ші</w:t>
+      </w:r>
+      <w:r>
+        <w:rPr>
+          <w:rFonts w:ascii="Times New Roman" w:hAnsi="Times New Roman"/>
+          <w:sz w:val="24"/>
+        </w:rPr>
+        <w:t>.</w:t>
       </w:r>
     </w:p>
     <w:p>

--- a/flow/20230927_hours/drafts/2024-04-u/20.04.docx
+++ b/flow/20230927_hours/drafts/2024-04-u/20.04.docx
@@ -87,287 +87,18 @@
     </w:p>
     <w:p>
       <w:pPr>
-        <w:pStyle w:val="a"/>
-      </w:pPr>
-      <w:r>
-        <w:rPr>
-          <w:rFonts w:ascii="Times New Roman" w:hAnsi="Times New Roman"/>
-          <w:sz w:val="24"/>
-        </w:rPr>
-        <w:t>Ца́рю</w:t>
-      </w:r>
-      <w:r>
-        <w:rPr>
-          <w:rFonts w:ascii="Times New Roman" w:hAnsi="Times New Roman"/>
-          <w:sz w:val="24"/>
-        </w:rPr>
-        <w:t xml:space="preserve"> </w:t>
-      </w:r>
-      <w:r>
-        <w:rPr>
-          <w:rFonts w:ascii="Times New Roman" w:hAnsi="Times New Roman"/>
-          <w:sz w:val="24"/>
-        </w:rPr>
-        <w:t>небе́сний</w:t>
-      </w:r>
-      <w:r>
-        <w:rPr>
-          <w:rFonts w:ascii="Times New Roman" w:hAnsi="Times New Roman"/>
-          <w:sz w:val="24"/>
-        </w:rPr>
-        <w:t xml:space="preserve">, </w:t>
-      </w:r>
-      <w:r>
-        <w:rPr>
-          <w:rFonts w:ascii="Times New Roman" w:hAnsi="Times New Roman"/>
-          <w:sz w:val="24"/>
-        </w:rPr>
-        <w:t>утіши́телю</w:t>
-      </w:r>
-      <w:r>
-        <w:rPr>
-          <w:rFonts w:ascii="Times New Roman" w:hAnsi="Times New Roman"/>
-          <w:sz w:val="24"/>
-        </w:rPr>
-        <w:t xml:space="preserve">, </w:t>
-      </w:r>
-      <w:r>
-        <w:rPr>
-          <w:rFonts w:ascii="Times New Roman" w:hAnsi="Times New Roman"/>
-          <w:sz w:val="24"/>
-        </w:rPr>
-        <w:t>Ду́ше</w:t>
-      </w:r>
-      <w:r>
-        <w:rPr>
-          <w:rFonts w:ascii="Times New Roman" w:hAnsi="Times New Roman"/>
-          <w:sz w:val="24"/>
-        </w:rPr>
-        <w:t xml:space="preserve"> íстини,</w:t>
-      </w:r>
-      <w:r>
-        <w:rPr>
-          <w:rFonts w:ascii="Times New Roman" w:hAnsi="Times New Roman"/>
-          <w:sz w:val="24"/>
-        </w:rPr>
-        <w:t>*</w:t>
-      </w:r>
-      <w:r>
-        <w:rPr>
-          <w:rFonts w:ascii="Times New Roman" w:hAnsi="Times New Roman"/>
-          <w:sz w:val="24"/>
-        </w:rPr>
-        <w:t xml:space="preserve"> що </w:t>
-      </w:r>
-      <w:r>
-        <w:rPr>
-          <w:rFonts w:ascii="Times New Roman" w:hAnsi="Times New Roman"/>
-          <w:sz w:val="24"/>
-        </w:rPr>
-        <w:t>всю́ди</w:t>
-      </w:r>
-      <w:r>
-        <w:rPr>
-          <w:rFonts w:ascii="Times New Roman" w:hAnsi="Times New Roman"/>
-          <w:sz w:val="24"/>
-        </w:rPr>
-        <w:t xml:space="preserve"> єси́ і все </w:t>
-      </w:r>
-      <w:r>
-        <w:rPr>
-          <w:rFonts w:ascii="Times New Roman" w:hAnsi="Times New Roman"/>
-          <w:sz w:val="24"/>
-        </w:rPr>
-        <w:t>наповня́єш</w:t>
-      </w:r>
-      <w:r>
-        <w:rPr>
-          <w:rFonts w:ascii="Times New Roman" w:hAnsi="Times New Roman"/>
-          <w:sz w:val="24"/>
-        </w:rPr>
-        <w:t>,</w:t>
-      </w:r>
-      <w:r>
-        <w:rPr>
-          <w:rFonts w:ascii="Times New Roman" w:hAnsi="Times New Roman"/>
-          <w:sz w:val="24"/>
-        </w:rPr>
-        <w:t>*</w:t>
-      </w:r>
-      <w:r>
-        <w:rPr>
-          <w:rFonts w:ascii="Times New Roman" w:hAnsi="Times New Roman"/>
-          <w:sz w:val="24"/>
-        </w:rPr>
-        <w:t xml:space="preserve"> </w:t>
-      </w:r>
-      <w:r>
-        <w:rPr>
-          <w:rFonts w:ascii="Times New Roman" w:hAnsi="Times New Roman"/>
-          <w:sz w:val="24"/>
-        </w:rPr>
-        <w:t>скарбни́це</w:t>
-      </w:r>
-      <w:r>
-        <w:rPr>
-          <w:rFonts w:ascii="Times New Roman" w:hAnsi="Times New Roman"/>
-          <w:sz w:val="24"/>
-        </w:rPr>
-        <w:t xml:space="preserve"> благ і життя́ </w:t>
-      </w:r>
-      <w:r>
-        <w:rPr>
-          <w:rFonts w:ascii="Times New Roman" w:hAnsi="Times New Roman"/>
-          <w:sz w:val="24"/>
-        </w:rPr>
-        <w:t>пода́телю</w:t>
-      </w:r>
-      <w:r>
-        <w:rPr>
-          <w:rFonts w:ascii="Times New Roman" w:hAnsi="Times New Roman"/>
-          <w:sz w:val="24"/>
-        </w:rPr>
-        <w:t>,</w:t>
-      </w:r>
-      <w:r>
-        <w:rPr>
-          <w:rFonts w:ascii="Times New Roman" w:hAnsi="Times New Roman"/>
-          <w:sz w:val="24"/>
-        </w:rPr>
-        <w:t>*</w:t>
-      </w:r>
-      <w:r>
-        <w:rPr>
-          <w:rFonts w:ascii="Times New Roman" w:hAnsi="Times New Roman"/>
-          <w:sz w:val="24"/>
-        </w:rPr>
-        <w:t xml:space="preserve"> прийди́, і </w:t>
-      </w:r>
-      <w:r>
-        <w:rPr>
-          <w:rFonts w:ascii="Times New Roman" w:hAnsi="Times New Roman"/>
-          <w:sz w:val="24"/>
-        </w:rPr>
-        <w:t>всели́ся</w:t>
-      </w:r>
-      <w:r>
-        <w:rPr>
-          <w:rFonts w:ascii="Times New Roman" w:hAnsi="Times New Roman"/>
-          <w:sz w:val="24"/>
-        </w:rPr>
-        <w:t xml:space="preserve"> в нас,</w:t>
-      </w:r>
-      <w:r>
-        <w:rPr>
-          <w:rFonts w:ascii="Times New Roman" w:hAnsi="Times New Roman"/>
-          <w:sz w:val="24"/>
-        </w:rPr>
-        <w:t>*</w:t>
-      </w:r>
-      <w:r>
-        <w:rPr>
-          <w:rFonts w:ascii="Times New Roman" w:hAnsi="Times New Roman"/>
-          <w:sz w:val="24"/>
-        </w:rPr>
-        <w:t xml:space="preserve"> і </w:t>
-      </w:r>
-      <w:r>
-        <w:rPr>
-          <w:rFonts w:ascii="Times New Roman" w:hAnsi="Times New Roman"/>
-          <w:sz w:val="24"/>
-        </w:rPr>
-        <w:t>очи́сти</w:t>
-      </w:r>
-      <w:r>
-        <w:rPr>
-          <w:rFonts w:ascii="Times New Roman" w:hAnsi="Times New Roman"/>
-          <w:sz w:val="24"/>
-        </w:rPr>
-        <w:t xml:space="preserve"> нас від </w:t>
-      </w:r>
-      <w:r>
-        <w:rPr>
-          <w:rFonts w:ascii="Times New Roman" w:hAnsi="Times New Roman"/>
-          <w:sz w:val="24"/>
-        </w:rPr>
-        <w:t>уся́кої</w:t>
-      </w:r>
-      <w:r>
-        <w:rPr>
-          <w:rFonts w:ascii="Times New Roman" w:hAnsi="Times New Roman"/>
-          <w:sz w:val="24"/>
-        </w:rPr>
-        <w:t xml:space="preserve"> </w:t>
-      </w:r>
-      <w:r>
-        <w:rPr>
-          <w:rFonts w:ascii="Times New Roman" w:hAnsi="Times New Roman"/>
-          <w:sz w:val="24"/>
-        </w:rPr>
-        <w:t>скве́рни</w:t>
-      </w:r>
-      <w:r>
-        <w:rPr>
-          <w:rFonts w:ascii="Times New Roman" w:hAnsi="Times New Roman"/>
-          <w:sz w:val="24"/>
-        </w:rPr>
-        <w:t>,</w:t>
-      </w:r>
-      <w:r>
-        <w:rPr>
-          <w:rFonts w:ascii="Times New Roman" w:hAnsi="Times New Roman"/>
-          <w:sz w:val="24"/>
-        </w:rPr>
-        <w:t>*</w:t>
-      </w:r>
-      <w:r>
-        <w:rPr>
-          <w:rFonts w:ascii="Times New Roman" w:hAnsi="Times New Roman"/>
-          <w:sz w:val="24"/>
-        </w:rPr>
-        <w:t xml:space="preserve"> і спаси́, </w:t>
-      </w:r>
-      <w:r>
-        <w:rPr>
-          <w:rFonts w:ascii="Times New Roman" w:hAnsi="Times New Roman"/>
-          <w:sz w:val="24"/>
-        </w:rPr>
-        <w:t>благи́й</w:t>
-      </w:r>
-      <w:r>
-        <w:rPr>
-          <w:rFonts w:ascii="Times New Roman" w:hAnsi="Times New Roman"/>
-          <w:sz w:val="24"/>
-        </w:rPr>
-        <w:t xml:space="preserve">, </w:t>
-      </w:r>
-      <w:r>
-        <w:rPr>
-          <w:rFonts w:ascii="Times New Roman" w:hAnsi="Times New Roman"/>
-          <w:sz w:val="24"/>
-        </w:rPr>
-        <w:t>ду́ші</w:t>
-      </w:r>
-      <w:r>
-        <w:rPr>
-          <w:rFonts w:ascii="Times New Roman" w:hAnsi="Times New Roman"/>
-          <w:sz w:val="24"/>
-        </w:rPr>
-        <w:t xml:space="preserve"> </w:t>
-      </w:r>
-      <w:r>
-        <w:rPr>
-          <w:rFonts w:ascii="Times New Roman" w:hAnsi="Times New Roman"/>
-          <w:sz w:val="24"/>
-        </w:rPr>
-        <w:t>на́ші</w:t>
-      </w:r>
-      <w:r>
-        <w:rPr>
-          <w:rFonts w:ascii="Times New Roman" w:hAnsi="Times New Roman"/>
-          <w:sz w:val="24"/>
-        </w:rPr>
-        <w:t>.</w:t>
+        <w:spacing w:line="240" w:lineRule="auto"/>
+        <w:rPr>
+          <w:rFonts w:ascii="Times New Roman" w:hAnsi="Times New Roman"/>
+          <w:sz w:val="24"/>
+        </w:rPr>
+      </w:pPr>
+      <w:r>
+        <w:rPr>
+          <w:rFonts w:ascii="Times New Roman" w:hAnsi="Times New Roman"/>
+          <w:sz w:val="24"/>
+        </w:rPr>
+        <w:t>Царю небесний, утішителю, Душе істини,* що всюди єси і все наповняєш,* скарбе дібр і життя подателю,* прийди і вселися в нас,* і очисти нас від усякої скверни,* і спаси, Благий, душі наші.</w:t>
       </w:r>
     </w:p>
     <w:p>
@@ -2349,287 +2080,18 @@
     </w:p>
     <w:p>
       <w:pPr>
-        <w:pStyle w:val="a"/>
-      </w:pPr>
-      <w:r>
-        <w:rPr>
-          <w:rFonts w:ascii="Times New Roman" w:hAnsi="Times New Roman"/>
-          <w:sz w:val="24"/>
-        </w:rPr>
-        <w:t>Ца́рю</w:t>
-      </w:r>
-      <w:r>
-        <w:rPr>
-          <w:rFonts w:ascii="Times New Roman" w:hAnsi="Times New Roman"/>
-          <w:sz w:val="24"/>
-        </w:rPr>
-        <w:t xml:space="preserve"> </w:t>
-      </w:r>
-      <w:r>
-        <w:rPr>
-          <w:rFonts w:ascii="Times New Roman" w:hAnsi="Times New Roman"/>
-          <w:sz w:val="24"/>
-        </w:rPr>
-        <w:t>небе́сний</w:t>
-      </w:r>
-      <w:r>
-        <w:rPr>
-          <w:rFonts w:ascii="Times New Roman" w:hAnsi="Times New Roman"/>
-          <w:sz w:val="24"/>
-        </w:rPr>
-        <w:t xml:space="preserve">, </w:t>
-      </w:r>
-      <w:r>
-        <w:rPr>
-          <w:rFonts w:ascii="Times New Roman" w:hAnsi="Times New Roman"/>
-          <w:sz w:val="24"/>
-        </w:rPr>
-        <w:t>утіши́телю</w:t>
-      </w:r>
-      <w:r>
-        <w:rPr>
-          <w:rFonts w:ascii="Times New Roman" w:hAnsi="Times New Roman"/>
-          <w:sz w:val="24"/>
-        </w:rPr>
-        <w:t xml:space="preserve">, </w:t>
-      </w:r>
-      <w:r>
-        <w:rPr>
-          <w:rFonts w:ascii="Times New Roman" w:hAnsi="Times New Roman"/>
-          <w:sz w:val="24"/>
-        </w:rPr>
-        <w:t>Ду́ше</w:t>
-      </w:r>
-      <w:r>
-        <w:rPr>
-          <w:rFonts w:ascii="Times New Roman" w:hAnsi="Times New Roman"/>
-          <w:sz w:val="24"/>
-        </w:rPr>
-        <w:t xml:space="preserve"> íстини,</w:t>
-      </w:r>
-      <w:r>
-        <w:rPr>
-          <w:rFonts w:ascii="Times New Roman" w:hAnsi="Times New Roman"/>
-          <w:sz w:val="24"/>
-        </w:rPr>
-        <w:t>*</w:t>
-      </w:r>
-      <w:r>
-        <w:rPr>
-          <w:rFonts w:ascii="Times New Roman" w:hAnsi="Times New Roman"/>
-          <w:sz w:val="24"/>
-        </w:rPr>
-        <w:t xml:space="preserve"> що </w:t>
-      </w:r>
-      <w:r>
-        <w:rPr>
-          <w:rFonts w:ascii="Times New Roman" w:hAnsi="Times New Roman"/>
-          <w:sz w:val="24"/>
-        </w:rPr>
-        <w:t>всю́ди</w:t>
-      </w:r>
-      <w:r>
-        <w:rPr>
-          <w:rFonts w:ascii="Times New Roman" w:hAnsi="Times New Roman"/>
-          <w:sz w:val="24"/>
-        </w:rPr>
-        <w:t xml:space="preserve"> єси́ і все </w:t>
-      </w:r>
-      <w:r>
-        <w:rPr>
-          <w:rFonts w:ascii="Times New Roman" w:hAnsi="Times New Roman"/>
-          <w:sz w:val="24"/>
-        </w:rPr>
-        <w:t>наповня́єш</w:t>
-      </w:r>
-      <w:r>
-        <w:rPr>
-          <w:rFonts w:ascii="Times New Roman" w:hAnsi="Times New Roman"/>
-          <w:sz w:val="24"/>
-        </w:rPr>
-        <w:t>,</w:t>
-      </w:r>
-      <w:r>
-        <w:rPr>
-          <w:rFonts w:ascii="Times New Roman" w:hAnsi="Times New Roman"/>
-          <w:sz w:val="24"/>
-        </w:rPr>
-        <w:t>*</w:t>
-      </w:r>
-      <w:r>
-        <w:rPr>
-          <w:rFonts w:ascii="Times New Roman" w:hAnsi="Times New Roman"/>
-          <w:sz w:val="24"/>
-        </w:rPr>
-        <w:t xml:space="preserve"> </w:t>
-      </w:r>
-      <w:r>
-        <w:rPr>
-          <w:rFonts w:ascii="Times New Roman" w:hAnsi="Times New Roman"/>
-          <w:sz w:val="24"/>
-        </w:rPr>
-        <w:t>скарбни́це</w:t>
-      </w:r>
-      <w:r>
-        <w:rPr>
-          <w:rFonts w:ascii="Times New Roman" w:hAnsi="Times New Roman"/>
-          <w:sz w:val="24"/>
-        </w:rPr>
-        <w:t xml:space="preserve"> благ і життя́ </w:t>
-      </w:r>
-      <w:r>
-        <w:rPr>
-          <w:rFonts w:ascii="Times New Roman" w:hAnsi="Times New Roman"/>
-          <w:sz w:val="24"/>
-        </w:rPr>
-        <w:t>пода́телю</w:t>
-      </w:r>
-      <w:r>
-        <w:rPr>
-          <w:rFonts w:ascii="Times New Roman" w:hAnsi="Times New Roman"/>
-          <w:sz w:val="24"/>
-        </w:rPr>
-        <w:t>,</w:t>
-      </w:r>
-      <w:r>
-        <w:rPr>
-          <w:rFonts w:ascii="Times New Roman" w:hAnsi="Times New Roman"/>
-          <w:sz w:val="24"/>
-        </w:rPr>
-        <w:t>*</w:t>
-      </w:r>
-      <w:r>
-        <w:rPr>
-          <w:rFonts w:ascii="Times New Roman" w:hAnsi="Times New Roman"/>
-          <w:sz w:val="24"/>
-        </w:rPr>
-        <w:t xml:space="preserve"> прийди́, і </w:t>
-      </w:r>
-      <w:r>
-        <w:rPr>
-          <w:rFonts w:ascii="Times New Roman" w:hAnsi="Times New Roman"/>
-          <w:sz w:val="24"/>
-        </w:rPr>
-        <w:t>всели́ся</w:t>
-      </w:r>
-      <w:r>
-        <w:rPr>
-          <w:rFonts w:ascii="Times New Roman" w:hAnsi="Times New Roman"/>
-          <w:sz w:val="24"/>
-        </w:rPr>
-        <w:t xml:space="preserve"> в нас,</w:t>
-      </w:r>
-      <w:r>
-        <w:rPr>
-          <w:rFonts w:ascii="Times New Roman" w:hAnsi="Times New Roman"/>
-          <w:sz w:val="24"/>
-        </w:rPr>
-        <w:t>*</w:t>
-      </w:r>
-      <w:r>
-        <w:rPr>
-          <w:rFonts w:ascii="Times New Roman" w:hAnsi="Times New Roman"/>
-          <w:sz w:val="24"/>
-        </w:rPr>
-        <w:t xml:space="preserve"> і </w:t>
-      </w:r>
-      <w:r>
-        <w:rPr>
-          <w:rFonts w:ascii="Times New Roman" w:hAnsi="Times New Roman"/>
-          <w:sz w:val="24"/>
-        </w:rPr>
-        <w:t>очи́сти</w:t>
-      </w:r>
-      <w:r>
-        <w:rPr>
-          <w:rFonts w:ascii="Times New Roman" w:hAnsi="Times New Roman"/>
-          <w:sz w:val="24"/>
-        </w:rPr>
-        <w:t xml:space="preserve"> нас від </w:t>
-      </w:r>
-      <w:r>
-        <w:rPr>
-          <w:rFonts w:ascii="Times New Roman" w:hAnsi="Times New Roman"/>
-          <w:sz w:val="24"/>
-        </w:rPr>
-        <w:t>уся́кої</w:t>
-      </w:r>
-      <w:r>
-        <w:rPr>
-          <w:rFonts w:ascii="Times New Roman" w:hAnsi="Times New Roman"/>
-          <w:sz w:val="24"/>
-        </w:rPr>
-        <w:t xml:space="preserve"> </w:t>
-      </w:r>
-      <w:r>
-        <w:rPr>
-          <w:rFonts w:ascii="Times New Roman" w:hAnsi="Times New Roman"/>
-          <w:sz w:val="24"/>
-        </w:rPr>
-        <w:t>скве́рни</w:t>
-      </w:r>
-      <w:r>
-        <w:rPr>
-          <w:rFonts w:ascii="Times New Roman" w:hAnsi="Times New Roman"/>
-          <w:sz w:val="24"/>
-        </w:rPr>
-        <w:t>,</w:t>
-      </w:r>
-      <w:r>
-        <w:rPr>
-          <w:rFonts w:ascii="Times New Roman" w:hAnsi="Times New Roman"/>
-          <w:sz w:val="24"/>
-        </w:rPr>
-        <w:t>*</w:t>
-      </w:r>
-      <w:r>
-        <w:rPr>
-          <w:rFonts w:ascii="Times New Roman" w:hAnsi="Times New Roman"/>
-          <w:sz w:val="24"/>
-        </w:rPr>
-        <w:t xml:space="preserve"> і спаси́, </w:t>
-      </w:r>
-      <w:r>
-        <w:rPr>
-          <w:rFonts w:ascii="Times New Roman" w:hAnsi="Times New Roman"/>
-          <w:sz w:val="24"/>
-        </w:rPr>
-        <w:t>благи́й</w:t>
-      </w:r>
-      <w:r>
-        <w:rPr>
-          <w:rFonts w:ascii="Times New Roman" w:hAnsi="Times New Roman"/>
-          <w:sz w:val="24"/>
-        </w:rPr>
-        <w:t xml:space="preserve">, </w:t>
-      </w:r>
-      <w:r>
-        <w:rPr>
-          <w:rFonts w:ascii="Times New Roman" w:hAnsi="Times New Roman"/>
-          <w:sz w:val="24"/>
-        </w:rPr>
-        <w:t>ду́ші</w:t>
-      </w:r>
-      <w:r>
-        <w:rPr>
-          <w:rFonts w:ascii="Times New Roman" w:hAnsi="Times New Roman"/>
-          <w:sz w:val="24"/>
-        </w:rPr>
-        <w:t xml:space="preserve"> </w:t>
-      </w:r>
-      <w:r>
-        <w:rPr>
-          <w:rFonts w:ascii="Times New Roman" w:hAnsi="Times New Roman"/>
-          <w:sz w:val="24"/>
-        </w:rPr>
-        <w:t>на́ші</w:t>
-      </w:r>
-      <w:r>
-        <w:rPr>
-          <w:rFonts w:ascii="Times New Roman" w:hAnsi="Times New Roman"/>
-          <w:sz w:val="24"/>
-        </w:rPr>
-        <w:t>.</w:t>
+        <w:spacing w:line="240" w:lineRule="auto"/>
+        <w:rPr>
+          <w:rFonts w:ascii="Times New Roman" w:hAnsi="Times New Roman"/>
+          <w:sz w:val="24"/>
+        </w:rPr>
+      </w:pPr>
+      <w:r>
+        <w:rPr>
+          <w:rFonts w:ascii="Times New Roman" w:hAnsi="Times New Roman"/>
+          <w:sz w:val="24"/>
+        </w:rPr>
+        <w:t>Царю небесний, утішителю, Душе істини,* що всюди єси і все наповняєш,* скарбе дібр і життя подателю,* прийди і вселися в нас,* і очисти нас від усякої скверни,* і спаси, Благий, душі наші.</w:t>
       </w:r>
     </w:p>
     <w:p>
@@ -4969,287 +4431,18 @@
     </w:p>
     <w:p>
       <w:pPr>
-        <w:pStyle w:val="a"/>
-      </w:pPr>
-      <w:r>
-        <w:rPr>
-          <w:rFonts w:ascii="Times New Roman" w:hAnsi="Times New Roman"/>
-          <w:sz w:val="24"/>
-        </w:rPr>
-        <w:t>Ца́рю</w:t>
-      </w:r>
-      <w:r>
-        <w:rPr>
-          <w:rFonts w:ascii="Times New Roman" w:hAnsi="Times New Roman"/>
-          <w:sz w:val="24"/>
-        </w:rPr>
-        <w:t xml:space="preserve"> </w:t>
-      </w:r>
-      <w:r>
-        <w:rPr>
-          <w:rFonts w:ascii="Times New Roman" w:hAnsi="Times New Roman"/>
-          <w:sz w:val="24"/>
-        </w:rPr>
-        <w:t>небе́сний</w:t>
-      </w:r>
-      <w:r>
-        <w:rPr>
-          <w:rFonts w:ascii="Times New Roman" w:hAnsi="Times New Roman"/>
-          <w:sz w:val="24"/>
-        </w:rPr>
-        <w:t xml:space="preserve">, </w:t>
-      </w:r>
-      <w:r>
-        <w:rPr>
-          <w:rFonts w:ascii="Times New Roman" w:hAnsi="Times New Roman"/>
-          <w:sz w:val="24"/>
-        </w:rPr>
-        <w:t>утіши́телю</w:t>
-      </w:r>
-      <w:r>
-        <w:rPr>
-          <w:rFonts w:ascii="Times New Roman" w:hAnsi="Times New Roman"/>
-          <w:sz w:val="24"/>
-        </w:rPr>
-        <w:t xml:space="preserve">, </w:t>
-      </w:r>
-      <w:r>
-        <w:rPr>
-          <w:rFonts w:ascii="Times New Roman" w:hAnsi="Times New Roman"/>
-          <w:sz w:val="24"/>
-        </w:rPr>
-        <w:t>Ду́ше</w:t>
-      </w:r>
-      <w:r>
-        <w:rPr>
-          <w:rFonts w:ascii="Times New Roman" w:hAnsi="Times New Roman"/>
-          <w:sz w:val="24"/>
-        </w:rPr>
-        <w:t xml:space="preserve"> íстини,</w:t>
-      </w:r>
-      <w:r>
-        <w:rPr>
-          <w:rFonts w:ascii="Times New Roman" w:hAnsi="Times New Roman"/>
-          <w:sz w:val="24"/>
-        </w:rPr>
-        <w:t>*</w:t>
-      </w:r>
-      <w:r>
-        <w:rPr>
-          <w:rFonts w:ascii="Times New Roman" w:hAnsi="Times New Roman"/>
-          <w:sz w:val="24"/>
-        </w:rPr>
-        <w:t xml:space="preserve"> що </w:t>
-      </w:r>
-      <w:r>
-        <w:rPr>
-          <w:rFonts w:ascii="Times New Roman" w:hAnsi="Times New Roman"/>
-          <w:sz w:val="24"/>
-        </w:rPr>
-        <w:t>всю́ди</w:t>
-      </w:r>
-      <w:r>
-        <w:rPr>
-          <w:rFonts w:ascii="Times New Roman" w:hAnsi="Times New Roman"/>
-          <w:sz w:val="24"/>
-        </w:rPr>
-        <w:t xml:space="preserve"> єси́ і все </w:t>
-      </w:r>
-      <w:r>
-        <w:rPr>
-          <w:rFonts w:ascii="Times New Roman" w:hAnsi="Times New Roman"/>
-          <w:sz w:val="24"/>
-        </w:rPr>
-        <w:t>наповня́єш</w:t>
-      </w:r>
-      <w:r>
-        <w:rPr>
-          <w:rFonts w:ascii="Times New Roman" w:hAnsi="Times New Roman"/>
-          <w:sz w:val="24"/>
-        </w:rPr>
-        <w:t>,</w:t>
-      </w:r>
-      <w:r>
-        <w:rPr>
-          <w:rFonts w:ascii="Times New Roman" w:hAnsi="Times New Roman"/>
-          <w:sz w:val="24"/>
-        </w:rPr>
-        <w:t>*</w:t>
-      </w:r>
-      <w:r>
-        <w:rPr>
-          <w:rFonts w:ascii="Times New Roman" w:hAnsi="Times New Roman"/>
-          <w:sz w:val="24"/>
-        </w:rPr>
-        <w:t xml:space="preserve"> </w:t>
-      </w:r>
-      <w:r>
-        <w:rPr>
-          <w:rFonts w:ascii="Times New Roman" w:hAnsi="Times New Roman"/>
-          <w:sz w:val="24"/>
-        </w:rPr>
-        <w:t>скарбни́це</w:t>
-      </w:r>
-      <w:r>
-        <w:rPr>
-          <w:rFonts w:ascii="Times New Roman" w:hAnsi="Times New Roman"/>
-          <w:sz w:val="24"/>
-        </w:rPr>
-        <w:t xml:space="preserve"> благ і життя́ </w:t>
-      </w:r>
-      <w:r>
-        <w:rPr>
-          <w:rFonts w:ascii="Times New Roman" w:hAnsi="Times New Roman"/>
-          <w:sz w:val="24"/>
-        </w:rPr>
-        <w:t>пода́телю</w:t>
-      </w:r>
-      <w:r>
-        <w:rPr>
-          <w:rFonts w:ascii="Times New Roman" w:hAnsi="Times New Roman"/>
-          <w:sz w:val="24"/>
-        </w:rPr>
-        <w:t>,</w:t>
-      </w:r>
-      <w:r>
-        <w:rPr>
-          <w:rFonts w:ascii="Times New Roman" w:hAnsi="Times New Roman"/>
-          <w:sz w:val="24"/>
-        </w:rPr>
-        <w:t>*</w:t>
-      </w:r>
-      <w:r>
-        <w:rPr>
-          <w:rFonts w:ascii="Times New Roman" w:hAnsi="Times New Roman"/>
-          <w:sz w:val="24"/>
-        </w:rPr>
-        <w:t xml:space="preserve"> прийди́, і </w:t>
-      </w:r>
-      <w:r>
-        <w:rPr>
-          <w:rFonts w:ascii="Times New Roman" w:hAnsi="Times New Roman"/>
-          <w:sz w:val="24"/>
-        </w:rPr>
-        <w:t>всели́ся</w:t>
-      </w:r>
-      <w:r>
-        <w:rPr>
-          <w:rFonts w:ascii="Times New Roman" w:hAnsi="Times New Roman"/>
-          <w:sz w:val="24"/>
-        </w:rPr>
-        <w:t xml:space="preserve"> в нас,</w:t>
-      </w:r>
-      <w:r>
-        <w:rPr>
-          <w:rFonts w:ascii="Times New Roman" w:hAnsi="Times New Roman"/>
-          <w:sz w:val="24"/>
-        </w:rPr>
-        <w:t>*</w:t>
-      </w:r>
-      <w:r>
-        <w:rPr>
-          <w:rFonts w:ascii="Times New Roman" w:hAnsi="Times New Roman"/>
-          <w:sz w:val="24"/>
-        </w:rPr>
-        <w:t xml:space="preserve"> і </w:t>
-      </w:r>
-      <w:r>
-        <w:rPr>
-          <w:rFonts w:ascii="Times New Roman" w:hAnsi="Times New Roman"/>
-          <w:sz w:val="24"/>
-        </w:rPr>
-        <w:t>очи́сти</w:t>
-      </w:r>
-      <w:r>
-        <w:rPr>
-          <w:rFonts w:ascii="Times New Roman" w:hAnsi="Times New Roman"/>
-          <w:sz w:val="24"/>
-        </w:rPr>
-        <w:t xml:space="preserve"> нас від </w:t>
-      </w:r>
-      <w:r>
-        <w:rPr>
-          <w:rFonts w:ascii="Times New Roman" w:hAnsi="Times New Roman"/>
-          <w:sz w:val="24"/>
-        </w:rPr>
-        <w:t>уся́кої</w:t>
-      </w:r>
-      <w:r>
-        <w:rPr>
-          <w:rFonts w:ascii="Times New Roman" w:hAnsi="Times New Roman"/>
-          <w:sz w:val="24"/>
-        </w:rPr>
-        <w:t xml:space="preserve"> </w:t>
-      </w:r>
-      <w:r>
-        <w:rPr>
-          <w:rFonts w:ascii="Times New Roman" w:hAnsi="Times New Roman"/>
-          <w:sz w:val="24"/>
-        </w:rPr>
-        <w:t>скве́рни</w:t>
-      </w:r>
-      <w:r>
-        <w:rPr>
-          <w:rFonts w:ascii="Times New Roman" w:hAnsi="Times New Roman"/>
-          <w:sz w:val="24"/>
-        </w:rPr>
-        <w:t>,</w:t>
-      </w:r>
-      <w:r>
-        <w:rPr>
-          <w:rFonts w:ascii="Times New Roman" w:hAnsi="Times New Roman"/>
-          <w:sz w:val="24"/>
-        </w:rPr>
-        <w:t>*</w:t>
-      </w:r>
-      <w:r>
-        <w:rPr>
-          <w:rFonts w:ascii="Times New Roman" w:hAnsi="Times New Roman"/>
-          <w:sz w:val="24"/>
-        </w:rPr>
-        <w:t xml:space="preserve"> і спаси́, </w:t>
-      </w:r>
-      <w:r>
-        <w:rPr>
-          <w:rFonts w:ascii="Times New Roman" w:hAnsi="Times New Roman"/>
-          <w:sz w:val="24"/>
-        </w:rPr>
-        <w:t>благи́й</w:t>
-      </w:r>
-      <w:r>
-        <w:rPr>
-          <w:rFonts w:ascii="Times New Roman" w:hAnsi="Times New Roman"/>
-          <w:sz w:val="24"/>
-        </w:rPr>
-        <w:t xml:space="preserve">, </w:t>
-      </w:r>
-      <w:r>
-        <w:rPr>
-          <w:rFonts w:ascii="Times New Roman" w:hAnsi="Times New Roman"/>
-          <w:sz w:val="24"/>
-        </w:rPr>
-        <w:t>ду́ші</w:t>
-      </w:r>
-      <w:r>
-        <w:rPr>
-          <w:rFonts w:ascii="Times New Roman" w:hAnsi="Times New Roman"/>
-          <w:sz w:val="24"/>
-        </w:rPr>
-        <w:t xml:space="preserve"> </w:t>
-      </w:r>
-      <w:r>
-        <w:rPr>
-          <w:rFonts w:ascii="Times New Roman" w:hAnsi="Times New Roman"/>
-          <w:sz w:val="24"/>
-        </w:rPr>
-        <w:t>на́ші</w:t>
-      </w:r>
-      <w:r>
-        <w:rPr>
-          <w:rFonts w:ascii="Times New Roman" w:hAnsi="Times New Roman"/>
-          <w:sz w:val="24"/>
-        </w:rPr>
-        <w:t>.</w:t>
+        <w:spacing w:line="240" w:lineRule="auto"/>
+        <w:rPr>
+          <w:rFonts w:ascii="Times New Roman" w:hAnsi="Times New Roman"/>
+          <w:sz w:val="24"/>
+        </w:rPr>
+      </w:pPr>
+      <w:r>
+        <w:rPr>
+          <w:rFonts w:ascii="Times New Roman" w:hAnsi="Times New Roman"/>
+          <w:sz w:val="24"/>
+        </w:rPr>
+        <w:t>Царю небесний, утішителю, Душе істини,* що всюди єси і все наповняєш,* скарбе дібр і життя подателю,* прийди і вселися в нас,* і очисти нас від усякої скверни,* і спаси, Благий, душі наші.</w:t>
       </w:r>
     </w:p>
     <w:p>
@@ -7308,287 +6501,18 @@
     </w:p>
     <w:p>
       <w:pPr>
-        <w:pStyle w:val="a"/>
-      </w:pPr>
-      <w:r>
-        <w:rPr>
-          <w:rFonts w:ascii="Times New Roman" w:hAnsi="Times New Roman"/>
-          <w:sz w:val="24"/>
-        </w:rPr>
-        <w:t>Ца́рю</w:t>
-      </w:r>
-      <w:r>
-        <w:rPr>
-          <w:rFonts w:ascii="Times New Roman" w:hAnsi="Times New Roman"/>
-          <w:sz w:val="24"/>
-        </w:rPr>
-        <w:t xml:space="preserve"> </w:t>
-      </w:r>
-      <w:r>
-        <w:rPr>
-          <w:rFonts w:ascii="Times New Roman" w:hAnsi="Times New Roman"/>
-          <w:sz w:val="24"/>
-        </w:rPr>
-        <w:t>небе́сний</w:t>
-      </w:r>
-      <w:r>
-        <w:rPr>
-          <w:rFonts w:ascii="Times New Roman" w:hAnsi="Times New Roman"/>
-          <w:sz w:val="24"/>
-        </w:rPr>
-        <w:t xml:space="preserve">, </w:t>
-      </w:r>
-      <w:r>
-        <w:rPr>
-          <w:rFonts w:ascii="Times New Roman" w:hAnsi="Times New Roman"/>
-          <w:sz w:val="24"/>
-        </w:rPr>
-        <w:t>утіши́телю</w:t>
-      </w:r>
-      <w:r>
-        <w:rPr>
-          <w:rFonts w:ascii="Times New Roman" w:hAnsi="Times New Roman"/>
-          <w:sz w:val="24"/>
-        </w:rPr>
-        <w:t xml:space="preserve">, </w:t>
-      </w:r>
-      <w:r>
-        <w:rPr>
-          <w:rFonts w:ascii="Times New Roman" w:hAnsi="Times New Roman"/>
-          <w:sz w:val="24"/>
-        </w:rPr>
-        <w:t>Ду́ше</w:t>
-      </w:r>
-      <w:r>
-        <w:rPr>
-          <w:rFonts w:ascii="Times New Roman" w:hAnsi="Times New Roman"/>
-          <w:sz w:val="24"/>
-        </w:rPr>
-        <w:t xml:space="preserve"> íстини,</w:t>
-      </w:r>
-      <w:r>
-        <w:rPr>
-          <w:rFonts w:ascii="Times New Roman" w:hAnsi="Times New Roman"/>
-          <w:sz w:val="24"/>
-        </w:rPr>
-        <w:t>*</w:t>
-      </w:r>
-      <w:r>
-        <w:rPr>
-          <w:rFonts w:ascii="Times New Roman" w:hAnsi="Times New Roman"/>
-          <w:sz w:val="24"/>
-        </w:rPr>
-        <w:t xml:space="preserve"> що </w:t>
-      </w:r>
-      <w:r>
-        <w:rPr>
-          <w:rFonts w:ascii="Times New Roman" w:hAnsi="Times New Roman"/>
-          <w:sz w:val="24"/>
-        </w:rPr>
-        <w:t>всю́ди</w:t>
-      </w:r>
-      <w:r>
-        <w:rPr>
-          <w:rFonts w:ascii="Times New Roman" w:hAnsi="Times New Roman"/>
-          <w:sz w:val="24"/>
-        </w:rPr>
-        <w:t xml:space="preserve"> єси́ і все </w:t>
-      </w:r>
-      <w:r>
-        <w:rPr>
-          <w:rFonts w:ascii="Times New Roman" w:hAnsi="Times New Roman"/>
-          <w:sz w:val="24"/>
-        </w:rPr>
-        <w:t>наповня́єш</w:t>
-      </w:r>
-      <w:r>
-        <w:rPr>
-          <w:rFonts w:ascii="Times New Roman" w:hAnsi="Times New Roman"/>
-          <w:sz w:val="24"/>
-        </w:rPr>
-        <w:t>,</w:t>
-      </w:r>
-      <w:r>
-        <w:rPr>
-          <w:rFonts w:ascii="Times New Roman" w:hAnsi="Times New Roman"/>
-          <w:sz w:val="24"/>
-        </w:rPr>
-        <w:t>*</w:t>
-      </w:r>
-      <w:r>
-        <w:rPr>
-          <w:rFonts w:ascii="Times New Roman" w:hAnsi="Times New Roman"/>
-          <w:sz w:val="24"/>
-        </w:rPr>
-        <w:t xml:space="preserve"> </w:t>
-      </w:r>
-      <w:r>
-        <w:rPr>
-          <w:rFonts w:ascii="Times New Roman" w:hAnsi="Times New Roman"/>
-          <w:sz w:val="24"/>
-        </w:rPr>
-        <w:t>скарбни́це</w:t>
-      </w:r>
-      <w:r>
-        <w:rPr>
-          <w:rFonts w:ascii="Times New Roman" w:hAnsi="Times New Roman"/>
-          <w:sz w:val="24"/>
-        </w:rPr>
-        <w:t xml:space="preserve"> благ і життя́ </w:t>
-      </w:r>
-      <w:r>
-        <w:rPr>
-          <w:rFonts w:ascii="Times New Roman" w:hAnsi="Times New Roman"/>
-          <w:sz w:val="24"/>
-        </w:rPr>
-        <w:t>пода́телю</w:t>
-      </w:r>
-      <w:r>
-        <w:rPr>
-          <w:rFonts w:ascii="Times New Roman" w:hAnsi="Times New Roman"/>
-          <w:sz w:val="24"/>
-        </w:rPr>
-        <w:t>,</w:t>
-      </w:r>
-      <w:r>
-        <w:rPr>
-          <w:rFonts w:ascii="Times New Roman" w:hAnsi="Times New Roman"/>
-          <w:sz w:val="24"/>
-        </w:rPr>
-        <w:t>*</w:t>
-      </w:r>
-      <w:r>
-        <w:rPr>
-          <w:rFonts w:ascii="Times New Roman" w:hAnsi="Times New Roman"/>
-          <w:sz w:val="24"/>
-        </w:rPr>
-        <w:t xml:space="preserve"> прийди́, і </w:t>
-      </w:r>
-      <w:r>
-        <w:rPr>
-          <w:rFonts w:ascii="Times New Roman" w:hAnsi="Times New Roman"/>
-          <w:sz w:val="24"/>
-        </w:rPr>
-        <w:t>всели́ся</w:t>
-      </w:r>
-      <w:r>
-        <w:rPr>
-          <w:rFonts w:ascii="Times New Roman" w:hAnsi="Times New Roman"/>
-          <w:sz w:val="24"/>
-        </w:rPr>
-        <w:t xml:space="preserve"> в нас,</w:t>
-      </w:r>
-      <w:r>
-        <w:rPr>
-          <w:rFonts w:ascii="Times New Roman" w:hAnsi="Times New Roman"/>
-          <w:sz w:val="24"/>
-        </w:rPr>
-        <w:t>*</w:t>
-      </w:r>
-      <w:r>
-        <w:rPr>
-          <w:rFonts w:ascii="Times New Roman" w:hAnsi="Times New Roman"/>
-          <w:sz w:val="24"/>
-        </w:rPr>
-        <w:t xml:space="preserve"> і </w:t>
-      </w:r>
-      <w:r>
-        <w:rPr>
-          <w:rFonts w:ascii="Times New Roman" w:hAnsi="Times New Roman"/>
-          <w:sz w:val="24"/>
-        </w:rPr>
-        <w:t>очи́сти</w:t>
-      </w:r>
-      <w:r>
-        <w:rPr>
-          <w:rFonts w:ascii="Times New Roman" w:hAnsi="Times New Roman"/>
-          <w:sz w:val="24"/>
-        </w:rPr>
-        <w:t xml:space="preserve"> нас від </w:t>
-      </w:r>
-      <w:r>
-        <w:rPr>
-          <w:rFonts w:ascii="Times New Roman" w:hAnsi="Times New Roman"/>
-          <w:sz w:val="24"/>
-        </w:rPr>
-        <w:t>уся́кої</w:t>
-      </w:r>
-      <w:r>
-        <w:rPr>
-          <w:rFonts w:ascii="Times New Roman" w:hAnsi="Times New Roman"/>
-          <w:sz w:val="24"/>
-        </w:rPr>
-        <w:t xml:space="preserve"> </w:t>
-      </w:r>
-      <w:r>
-        <w:rPr>
-          <w:rFonts w:ascii="Times New Roman" w:hAnsi="Times New Roman"/>
-          <w:sz w:val="24"/>
-        </w:rPr>
-        <w:t>скве́рни</w:t>
-      </w:r>
-      <w:r>
-        <w:rPr>
-          <w:rFonts w:ascii="Times New Roman" w:hAnsi="Times New Roman"/>
-          <w:sz w:val="24"/>
-        </w:rPr>
-        <w:t>,</w:t>
-      </w:r>
-      <w:r>
-        <w:rPr>
-          <w:rFonts w:ascii="Times New Roman" w:hAnsi="Times New Roman"/>
-          <w:sz w:val="24"/>
-        </w:rPr>
-        <w:t>*</w:t>
-      </w:r>
-      <w:r>
-        <w:rPr>
-          <w:rFonts w:ascii="Times New Roman" w:hAnsi="Times New Roman"/>
-          <w:sz w:val="24"/>
-        </w:rPr>
-        <w:t xml:space="preserve"> і спаси́, </w:t>
-      </w:r>
-      <w:r>
-        <w:rPr>
-          <w:rFonts w:ascii="Times New Roman" w:hAnsi="Times New Roman"/>
-          <w:sz w:val="24"/>
-        </w:rPr>
-        <w:t>благи́й</w:t>
-      </w:r>
-      <w:r>
-        <w:rPr>
-          <w:rFonts w:ascii="Times New Roman" w:hAnsi="Times New Roman"/>
-          <w:sz w:val="24"/>
-        </w:rPr>
-        <w:t xml:space="preserve">, </w:t>
-      </w:r>
-      <w:r>
-        <w:rPr>
-          <w:rFonts w:ascii="Times New Roman" w:hAnsi="Times New Roman"/>
-          <w:sz w:val="24"/>
-        </w:rPr>
-        <w:t>ду́ші</w:t>
-      </w:r>
-      <w:r>
-        <w:rPr>
-          <w:rFonts w:ascii="Times New Roman" w:hAnsi="Times New Roman"/>
-          <w:sz w:val="24"/>
-        </w:rPr>
-        <w:t xml:space="preserve"> </w:t>
-      </w:r>
-      <w:r>
-        <w:rPr>
-          <w:rFonts w:ascii="Times New Roman" w:hAnsi="Times New Roman"/>
-          <w:sz w:val="24"/>
-        </w:rPr>
-        <w:t>на́ші</w:t>
-      </w:r>
-      <w:r>
-        <w:rPr>
-          <w:rFonts w:ascii="Times New Roman" w:hAnsi="Times New Roman"/>
-          <w:sz w:val="24"/>
-        </w:rPr>
-        <w:t>.</w:t>
+        <w:spacing w:line="240" w:lineRule="auto"/>
+        <w:rPr>
+          <w:rFonts w:ascii="Times New Roman" w:hAnsi="Times New Roman"/>
+          <w:sz w:val="24"/>
+        </w:rPr>
+      </w:pPr>
+      <w:r>
+        <w:rPr>
+          <w:rFonts w:ascii="Times New Roman" w:hAnsi="Times New Roman"/>
+          <w:sz w:val="24"/>
+        </w:rPr>
+        <w:t>Царю небесний, утішителю, Душе істини,* що всюди єси і все наповняєш,* скарбе дібр і життя подателю,* прийди і вселися в нас,* і очисти нас від усякої скверни,* і спаси, Благий, душі наші.</w:t>
       </w:r>
     </w:p>
     <w:p>
